--- a/PRP申請書類 自動転記ツール/99_data/テンプレート/2種関節系PRP/アセント文書（2種_関節.docx
+++ b/PRP申請書類 自動転記ツール/99_data/テンプレート/2種関節系PRP/アセント文書（2種_関節.docx
@@ -3646,328 +3646,447 @@
         </w:rPr>
         <w:t>をします。</w:t>
       </w:r>
-      <w:r>
-        <w:rPr>
-          <w:rFonts w:hint="eastAsia"/>
-        </w:rPr>
-        <w:t xml:space="preserve">　　　②</w:t>
-      </w:r>
-      <w:r>
-        <w:ruby>
-          <w:rubyPr>
-            <w:rubyAlign w:val="distributeSpace"/>
-            <w:hps w:val="10"/>
-            <w:hpsRaise w:val="18"/>
-            <w:hpsBaseText w:val="21"/>
-            <w:lid w:val="ja-JP"/>
-          </w:rubyPr>
-          <w:rt>
-            <w:r>
-              <w:rPr>
-                <w:rFonts w:ascii="游明朝" w:eastAsia="游明朝" w:hAnsi="游明朝"/>
-                <w:sz w:val="10"/>
-              </w:rPr>
-              <w:t>さいけつ</w:t>
-            </w:r>
-          </w:rt>
-          <w:rubyBase>
-            <w:r>
-              <w:t>採血</w:t>
-            </w:r>
-          </w:rubyBase>
-        </w:ruby>
-      </w:r>
-      <w:r>
-        <w:rPr>
-          <w:rFonts w:hint="eastAsia"/>
-        </w:rPr>
-        <w:t>します。　　　③PRP</w:t>
-      </w:r>
-      <w:r>
-        <w:rPr>
-          <w:rFonts w:hint="eastAsia"/>
-        </w:rPr>
-        <w:t>を</w:t>
-      </w:r>
-      <w:r>
-        <w:t>作</w:t>
-      </w:r>
-      <w:r>
-        <w:rPr>
-          <w:rFonts w:hint="eastAsia"/>
-        </w:rPr>
-        <w:t>ります。　④</w:t>
-      </w:r>
-      <w:r>
-        <w:ruby>
-          <w:rubyPr>
-            <w:rubyAlign w:val="distributeSpace"/>
-            <w:hps w:val="10"/>
-            <w:hpsRaise w:val="18"/>
-            <w:hpsBaseText w:val="21"/>
-            <w:lid w:val="ja-JP"/>
-          </w:rubyPr>
-          <w:rt>
-            <w:r>
-              <w:rPr>
-                <w:rFonts w:ascii="游明朝" w:eastAsia="游明朝" w:hAnsi="游明朝"/>
-                <w:sz w:val="10"/>
-              </w:rPr>
-              <w:t>かんぶ</w:t>
-            </w:r>
-          </w:rt>
-          <w:rubyBase>
-            <w:r>
-              <w:t>患部</w:t>
-            </w:r>
-          </w:rubyBase>
-        </w:ruby>
-      </w:r>
-      <w:r>
-        <w:rPr>
-          <w:rFonts w:hint="eastAsia"/>
-        </w:rPr>
-        <w:t>に</w:t>
-      </w:r>
-      <w:r>
-        <w:ruby>
-          <w:rubyPr>
-            <w:rubyAlign w:val="distributeSpace"/>
-            <w:hps w:val="10"/>
-            <w:hpsRaise w:val="18"/>
-            <w:hpsBaseText w:val="21"/>
-            <w:lid w:val="ja-JP"/>
-          </w:rubyPr>
-          <w:rt>
-            <w:r>
-              <w:rPr>
-                <w:rFonts w:ascii="游明朝" w:eastAsia="游明朝" w:hAnsi="游明朝"/>
-                <w:sz w:val="10"/>
-              </w:rPr>
-              <w:t>ちゅうにゅう</w:t>
-            </w:r>
-          </w:rt>
-          <w:rubyBase>
-            <w:r>
-              <w:t>注入</w:t>
-            </w:r>
-          </w:rubyBase>
-        </w:ruby>
-      </w:r>
-      <w:r>
-        <w:rPr>
-          <w:rFonts w:hint="eastAsia"/>
-        </w:rPr>
-        <w:t>します。</w:t>
-      </w:r>
-      <w:r>
-        <w:br/>
-      </w:r>
-      <w:r>
-        <w:rPr>
-          <w:rFonts w:hint="eastAsia"/>
-        </w:rPr>
-        <w:t xml:space="preserve">　　　　　　　　　</w:t>
-      </w:r>
-      <w:r>
-        <w:rPr>
-          <w:rFonts w:hint="eastAsia"/>
-          <w:color w:val="EE0000"/>
-        </w:rPr>
-        <w:t xml:space="preserve">　※</w:t>
-      </w:r>
-      <w:r>
-        <w:rPr>
-          <w:color w:val="EE0000"/>
-        </w:rPr>
-        <w:ruby>
-          <w:rubyPr>
-            <w:rubyAlign w:val="distributeSpace"/>
-            <w:hps w:val="10"/>
-            <w:hpsRaise w:val="18"/>
-            <w:hpsBaseText w:val="21"/>
-            <w:lid w:val="ja-JP"/>
-          </w:rubyPr>
-          <w:rt>
-            <w:r>
-              <w:rPr>
-                <w:rFonts w:ascii="游明朝" w:eastAsia="游明朝" w:hAnsi="游明朝"/>
-                <w:color w:val="EE0000"/>
-                <w:sz w:val="10"/>
-              </w:rPr>
-              <w:t>やく</w:t>
-            </w:r>
-          </w:rt>
-          <w:rubyBase>
-            <w:r>
-              <w:rPr>
-                <w:color w:val="EE0000"/>
-              </w:rPr>
-              <w:t>約</w:t>
-            </w:r>
-          </w:rubyBase>
-        </w:ruby>
-      </w:r>
-      <w:r>
-        <w:rPr>
-          <w:rFonts w:hint="eastAsia"/>
-          <w:color w:val="00B050"/>
-        </w:rPr>
-        <w:t>{{必要な採血量}}</w:t>
-      </w:r>
-      <w:r>
-        <w:rPr>
-          <w:rFonts w:hint="eastAsia"/>
-          <w:color w:val="EE0000"/>
-        </w:rPr>
-        <w:t xml:space="preserve">   </w:t>
-      </w:r>
-      <w:r>
-        <w:rPr>
-          <w:rFonts w:hint="eastAsia"/>
-          <w:color w:val="EE0000"/>
-        </w:rPr>
-        <w:t xml:space="preserve">　</w:t>
-      </w:r>
-      <w:r>
-        <w:rPr>
-          <w:rFonts w:hint="eastAsia"/>
-          <w:color w:val="EE0000"/>
-        </w:rPr>
-        <w:t xml:space="preserve">　</w:t>
-      </w:r>
-      <w:r>
-        <w:rPr>
-          <w:rFonts w:hint="eastAsia"/>
-          <w:color w:val="EE0000"/>
-        </w:rPr>
-        <w:t>※</w:t>
-      </w:r>
-      <w:r>
-        <w:rPr>
-          <w:color w:val="EE0000"/>
-        </w:rPr>
-        <w:ruby>
-          <w:rubyPr>
-            <w:rubyAlign w:val="distributeSpace"/>
-            <w:hps w:val="10"/>
-            <w:hpsRaise w:val="18"/>
-            <w:hpsBaseText w:val="21"/>
-            <w:lid w:val="ja-JP"/>
-          </w:rubyPr>
-          <w:rt>
-            <w:r>
-              <w:rPr>
-                <w:rFonts w:ascii="游明朝" w:eastAsia="游明朝" w:hAnsi="游明朝"/>
-                <w:color w:val="EE0000"/>
-                <w:sz w:val="10"/>
-              </w:rPr>
-              <w:t>えんしん</w:t>
-            </w:r>
-          </w:rt>
-          <w:rubyBase>
-            <w:r>
-              <w:rPr>
-                <w:color w:val="EE0000"/>
-              </w:rPr>
-              <w:t>遠心</w:t>
-            </w:r>
-          </w:rubyBase>
-        </w:ruby>
-      </w:r>
-      <w:r>
-        <w:rPr>
-          <w:color w:val="EE0000"/>
-        </w:rPr>
-        <w:ruby>
-          <w:rubyPr>
-            <w:rubyAlign w:val="distributeSpace"/>
-            <w:hps w:val="10"/>
-            <w:hpsRaise w:val="18"/>
-            <w:hpsBaseText w:val="21"/>
-            <w:lid w:val="ja-JP"/>
-          </w:rubyPr>
-          <w:rt>
-            <w:r>
-              <w:rPr>
-                <w:rFonts w:ascii="游明朝" w:eastAsia="游明朝" w:hAnsi="游明朝"/>
-                <w:color w:val="EE0000"/>
-                <w:sz w:val="10"/>
-              </w:rPr>
-              <w:t>ぶんり</w:t>
-            </w:r>
-          </w:rt>
-          <w:rubyBase>
-            <w:r>
-              <w:rPr>
-                <w:color w:val="EE0000"/>
-              </w:rPr>
-              <w:t>分離</w:t>
-            </w:r>
-          </w:rubyBase>
-        </w:ruby>
-      </w:r>
-      <w:r>
-        <w:rPr>
-          <w:rFonts w:hint="eastAsia"/>
-          <w:color w:val="EE0000"/>
-        </w:rPr>
-        <w:t>・</w:t>
-      </w:r>
-      <w:r>
-        <w:rPr>
-          <w:color w:val="EE0000"/>
-        </w:rPr>
-        <w:ruby>
-          <w:rubyPr>
-            <w:rubyAlign w:val="distributeSpace"/>
-            <w:hps w:val="10"/>
-            <w:hpsRaise w:val="18"/>
-            <w:hpsBaseText w:val="21"/>
-            <w:lid w:val="ja-JP"/>
-          </w:rubyPr>
-          <w:rt>
-            <w:r>
-              <w:rPr>
-                <w:rFonts w:ascii="游明朝" w:eastAsia="游明朝" w:hAnsi="游明朝"/>
-                <w:color w:val="EE0000"/>
-                <w:sz w:val="10"/>
-              </w:rPr>
-              <w:t>ちょうせい</w:t>
-            </w:r>
-          </w:rt>
-          <w:rubyBase>
-            <w:r>
-              <w:rPr>
-                <w:color w:val="EE0000"/>
-              </w:rPr>
-              <w:t>調製</w:t>
-            </w:r>
-          </w:rubyBase>
-        </w:ruby>
-      </w:r>
     </w:p>
     <w:p>
       <w:pPr>
+        <w:spacing w:line="320" w:lineRule="exact"/>
+      </w:pPr>
+      <w:r>
+        <w:rPr>
+          <w:noProof/>
+        </w:rPr>
+        <w:drawing>
+          <wp:anchor distT="0" distB="0" distL="114300" distR="114300" simplePos="0" relativeHeight="251675648" behindDoc="0" locked="0" layoutInCell="1" allowOverlap="1" wp14:anchorId="32FEB56A" wp14:editId="740B520A">
+            <wp:simplePos x="0" y="0"/>
+            <wp:positionH relativeFrom="column">
+              <wp:posOffset>575310</wp:posOffset>
+            </wp:positionH>
+            <wp:positionV relativeFrom="paragraph">
+              <wp:posOffset>50165</wp:posOffset>
+            </wp:positionV>
+            <wp:extent cx="1014730" cy="1022350"/>
+            <wp:effectExtent l="0" t="0" r="0" b="6350"/>
+            <wp:wrapSquare wrapText="bothSides"/>
+            <wp:docPr id="7" name="図 7"/>
+            <wp:cNvGraphicFramePr>
+              <a:graphicFrameLocks xmlns:a="http://schemas.openxmlformats.org/drawingml/2006/main" noChangeAspect="1"/>
+            </wp:cNvGraphicFramePr>
+            <a:graphic xmlns:a="http://schemas.openxmlformats.org/drawingml/2006/main">
+              <a:graphicData uri="http://schemas.openxmlformats.org/drawingml/2006/picture">
+                <pic:pic xmlns:pic="http://schemas.openxmlformats.org/drawingml/2006/picture">
+                  <pic:nvPicPr>
+                    <pic:cNvPr id="0" name="Picture 4"/>
+                    <pic:cNvPicPr>
+                      <a:picLocks noChangeAspect="1" noChangeArrowheads="1"/>
+                    </pic:cNvPicPr>
+                  </pic:nvPicPr>
+                  <pic:blipFill rotWithShape="1">
+                    <a:blip r:embed="rId15" cstate="print">
+                      <a:extLst>
+                        <a:ext uri="{28A0092B-C50C-407E-A947-70E740481C1C}">
+                          <a14:useLocalDpi xmlns:a14="http://schemas.microsoft.com/office/drawing/2010/main" val="0"/>
+                        </a:ext>
+                      </a:extLst>
+                    </a:blip>
+                    <a:srcRect l="12645" r="12922"/>
+                    <a:stretch/>
+                  </pic:blipFill>
+                  <pic:spPr bwMode="auto">
+                    <a:xfrm>
+                      <a:off x="0" y="0"/>
+                      <a:ext cx="1014730" cy="1022350"/>
+                    </a:xfrm>
+                    <a:prstGeom prst="rect">
+                      <a:avLst/>
+                    </a:prstGeom>
+                    <a:noFill/>
+                    <a:ln>
+                      <a:noFill/>
+                    </a:ln>
+                    <a:extLst>
+                      <a:ext uri="{53640926-AAD7-44D8-BBD7-CCE9431645EC}">
+                        <a14:shadowObscured xmlns:a14="http://schemas.microsoft.com/office/drawing/2010/main"/>
+                      </a:ext>
+                    </a:extLst>
+                  </pic:spPr>
+                </pic:pic>
+              </a:graphicData>
+            </a:graphic>
+            <wp14:sizeRelH relativeFrom="page">
+              <wp14:pctWidth>0</wp14:pctWidth>
+            </wp14:sizeRelH>
+            <wp14:sizeRelV relativeFrom="page">
+              <wp14:pctHeight>0</wp14:pctHeight>
+            </wp14:sizeRelV>
+          </wp:anchor>
+        </w:drawing>
+      </w:r>
+    </w:p>
+    <w:p>
+      <w:pPr>
+        <w:spacing w:line="320" w:lineRule="exact"/>
+      </w:pPr>
+    </w:p>
+    <w:p>
+      <w:pPr>
+        <w:spacing w:line="320" w:lineRule="exact"/>
+      </w:pPr>
+    </w:p>
+    <w:p>
+      <w:pPr>
+        <w:spacing w:line="320" w:lineRule="exact"/>
+      </w:pPr>
+    </w:p>
+    <w:p>
+      <w:pPr>
+        <w:spacing w:line="320" w:lineRule="exact"/>
+      </w:pPr>
+    </w:p>
+    <w:p>
+      <w:pPr>
+        <w:spacing w:line="320" w:lineRule="exact"/>
+      </w:pPr>
+    </w:p>
+    <w:p>
+      <w:pPr>
         <w:pStyle w:val="a3"/>
-        <w:ind w:leftChars="0" w:left="420" w:firstLineChars="100" w:firstLine="220"/>
-      </w:pPr>
-      <w:r>
-        <w:rPr>
-          <w:rFonts w:ascii="メイリオ" w:eastAsia="メイリオ" w:hAnsi="メイリオ" w:cs="メイリオ"/>
+        <w:numPr>
+          <w:ilvl w:val="0"/>
+          <w:numId w:val="2"/>
+        </w:numPr>
+        <w:spacing w:line="320" w:lineRule="exact"/>
+        <w:ind w:leftChars="0" w:left="986" w:hanging="357"/>
+      </w:pPr>
+      <w:r>
+        <w:ruby>
+          <w:rubyPr>
+            <w:rubyAlign w:val="distributeSpace"/>
+            <w:hps w:val="10"/>
+            <w:hpsRaise w:val="18"/>
+            <w:hpsBaseText w:val="21"/>
+            <w:lid w:val="ja-JP"/>
+          </w:rubyPr>
+          <w:rt>
+            <w:r>
+              <w:rPr>
+                <w:rFonts w:ascii="游明朝" w:eastAsia="游明朝" w:hAnsi="游明朝"/>
+                <w:sz w:val="10"/>
+              </w:rPr>
+              <w:t>さいけつ</w:t>
+            </w:r>
+          </w:rt>
+          <w:rubyBase>
+            <w:r>
+              <w:t>採血</w:t>
+            </w:r>
+          </w:rubyBase>
+        </w:ruby>
+      </w:r>
+      <w:r>
+        <w:rPr>
+          <w:rFonts w:hint="eastAsia"/>
+        </w:rPr>
+        <w:t>します。</w:t>
+      </w:r>
+    </w:p>
+    <w:p>
+      <w:pPr>
+        <w:pStyle w:val="a3"/>
+        <w:spacing w:line="320" w:lineRule="exact"/>
+        <w:ind w:leftChars="0" w:left="986"/>
+      </w:pPr>
+      <w:r>
+        <w:rPr>
           <w:noProof/>
-          <w:sz w:val="22"/>
+        </w:rPr>
+        <w:drawing>
+          <wp:anchor distT="0" distB="0" distL="114300" distR="114300" simplePos="0" relativeHeight="251677696" behindDoc="0" locked="0" layoutInCell="1" allowOverlap="1" wp14:anchorId="04B3F9BF" wp14:editId="3813F1B1">
+            <wp:simplePos x="0" y="0"/>
+            <wp:positionH relativeFrom="margin">
+              <wp:posOffset>641985</wp:posOffset>
+            </wp:positionH>
+            <wp:positionV relativeFrom="paragraph">
+              <wp:posOffset>81280</wp:posOffset>
+            </wp:positionV>
+            <wp:extent cx="1028700" cy="970915"/>
+            <wp:effectExtent l="0" t="0" r="0" b="635"/>
+            <wp:wrapSquare wrapText="bothSides"/>
+            <wp:docPr id="6" name="図 6" descr="じょうごグラフ&#10;&#10;自動的に生成された説明"/>
+            <wp:cNvGraphicFramePr>
+              <a:graphicFrameLocks xmlns:a="http://schemas.openxmlformats.org/drawingml/2006/main" noChangeAspect="1"/>
+            </wp:cNvGraphicFramePr>
+            <a:graphic xmlns:a="http://schemas.openxmlformats.org/drawingml/2006/main">
+              <a:graphicData uri="http://schemas.openxmlformats.org/drawingml/2006/picture">
+                <pic:pic xmlns:pic="http://schemas.openxmlformats.org/drawingml/2006/picture">
+                  <pic:nvPicPr>
+                    <pic:cNvPr id="6" name="図 6" descr="じょうごグラフ&#10;&#10;自動的に生成された説明"/>
+                    <pic:cNvPicPr/>
+                  </pic:nvPicPr>
+                  <pic:blipFill rotWithShape="1">
+                    <a:blip r:embed="rId14">
+                      <a:extLst>
+                        <a:ext uri="{28A0092B-C50C-407E-A947-70E740481C1C}">
+                          <a14:useLocalDpi xmlns:a14="http://schemas.microsoft.com/office/drawing/2010/main" val="0"/>
+                        </a:ext>
+                      </a:extLst>
+                    </a:blip>
+                    <a:srcRect l="2957" r="73935" b="11055"/>
+                    <a:stretch/>
+                  </pic:blipFill>
+                  <pic:spPr bwMode="auto">
+                    <a:xfrm>
+                      <a:off x="0" y="0"/>
+                      <a:ext cx="1028700" cy="970915"/>
+                    </a:xfrm>
+                    <a:prstGeom prst="rect">
+                      <a:avLst/>
+                    </a:prstGeom>
+                    <a:ln>
+                      <a:noFill/>
+                    </a:ln>
+                    <a:extLst>
+                      <a:ext uri="{53640926-AAD7-44D8-BBD7-CCE9431645EC}">
+                        <a14:shadowObscured xmlns:a14="http://schemas.microsoft.com/office/drawing/2010/main"/>
+                      </a:ext>
+                    </a:extLst>
+                  </pic:spPr>
+                </pic:pic>
+              </a:graphicData>
+            </a:graphic>
+            <wp14:sizeRelH relativeFrom="margin">
+              <wp14:pctWidth>0</wp14:pctWidth>
+            </wp14:sizeRelH>
+            <wp14:sizeRelV relativeFrom="margin">
+              <wp14:pctHeight>0</wp14:pctHeight>
+            </wp14:sizeRelV>
+          </wp:anchor>
+        </w:drawing>
+      </w:r>
+    </w:p>
+    <w:p>
+      <w:pPr>
+        <w:pStyle w:val="a3"/>
+        <w:spacing w:line="320" w:lineRule="exact"/>
+        <w:ind w:leftChars="0" w:left="986"/>
+      </w:pPr>
+    </w:p>
+    <w:p>
+      <w:pPr>
+        <w:pStyle w:val="a3"/>
+        <w:spacing w:line="320" w:lineRule="exact"/>
+        <w:ind w:leftChars="0" w:left="986"/>
+      </w:pPr>
+    </w:p>
+    <w:p>
+      <w:pPr>
+        <w:pStyle w:val="a3"/>
+        <w:spacing w:line="320" w:lineRule="exact"/>
+        <w:ind w:leftChars="0" w:left="986"/>
+      </w:pPr>
+    </w:p>
+    <w:p>
+      <w:pPr>
+        <w:pStyle w:val="a3"/>
+        <w:spacing w:line="320" w:lineRule="exact"/>
+        <w:ind w:leftChars="0" w:left="986"/>
+      </w:pPr>
+    </w:p>
+    <w:p>
+      <w:pPr>
+        <w:pStyle w:val="a3"/>
+        <w:spacing w:line="320" w:lineRule="exact"/>
+        <w:ind w:leftChars="0" w:left="986"/>
+      </w:pPr>
+    </w:p>
+    <w:p>
+      <w:pPr>
+        <w:pStyle w:val="a3"/>
+        <w:numPr>
+          <w:ilvl w:val="0"/>
+          <w:numId w:val="2"/>
+        </w:numPr>
+        <w:spacing w:line="320" w:lineRule="exact"/>
+        <w:ind w:leftChars="0" w:left="986" w:hanging="357"/>
+      </w:pPr>
+      <w:r>
+        <w:rPr>
+          <w:rFonts w:hint="eastAsia"/>
+        </w:rPr>
+        <w:t>PRP</w:t>
+      </w:r>
+      <w:r>
+        <w:rPr>
+          <w:rFonts w:hint="eastAsia"/>
+        </w:rPr>
+        <w:t>を</w:t>
+      </w:r>
+      <w:r>
+        <w:t>作</w:t>
+      </w:r>
+      <w:r>
+        <w:rPr>
+          <w:rFonts w:hint="eastAsia"/>
+        </w:rPr>
+        <w:t>ります。</w:t>
+      </w:r>
+      <w:r>
+        <w:br/>
+      </w:r>
+      <w:r>
+        <w:rPr>
+          <w:rFonts w:hint="eastAsia"/>
+          <w:color w:val="EE0000"/>
+        </w:rPr>
+        <w:t>※</w:t>
+      </w:r>
+      <w:r>
+        <w:rPr>
+          <w:color w:val="EE0000"/>
+        </w:rPr>
+        <w:ruby>
+          <w:rubyPr>
+            <w:rubyAlign w:val="distributeSpace"/>
+            <w:hps w:val="10"/>
+            <w:hpsRaise w:val="18"/>
+            <w:hpsBaseText w:val="21"/>
+            <w:lid w:val="ja-JP"/>
+          </w:rubyPr>
+          <w:rt>
+            <w:r>
+              <w:rPr>
+                <w:rFonts w:ascii="游明朝" w:eastAsia="游明朝" w:hAnsi="游明朝"/>
+                <w:color w:val="EE0000"/>
+                <w:sz w:val="10"/>
+              </w:rPr>
+              <w:t>やく</w:t>
+            </w:r>
+          </w:rt>
+          <w:rubyBase>
+            <w:r>
+              <w:rPr>
+                <w:color w:val="EE0000"/>
+              </w:rPr>
+              <w:t>約</w:t>
+            </w:r>
+          </w:rubyBase>
+        </w:ruby>
+      </w:r>
+      <w:r>
+        <w:rPr>
+          <w:rFonts w:hint="eastAsia"/>
+          <w:color w:val="00B050"/>
+        </w:rPr>
+        <w:t>{{必要な採血量}}</w:t>
+      </w:r>
+    </w:p>
+    <w:p>
+      <w:pPr>
+        <w:spacing w:line="320" w:lineRule="exact"/>
+      </w:pPr>
+      <w:r>
+        <w:rPr>
+          <w:noProof/>
+        </w:rPr>
+        <w:drawing>
+          <wp:anchor distT="0" distB="0" distL="114300" distR="114300" simplePos="0" relativeHeight="251672576" behindDoc="0" locked="0" layoutInCell="1" allowOverlap="1" wp14:anchorId="00F44874" wp14:editId="02F7C94F">
+            <wp:simplePos x="0" y="0"/>
+            <wp:positionH relativeFrom="column">
+              <wp:posOffset>652145</wp:posOffset>
+            </wp:positionH>
+            <wp:positionV relativeFrom="paragraph">
+              <wp:posOffset>67945</wp:posOffset>
+            </wp:positionV>
+            <wp:extent cx="657225" cy="1037590"/>
+            <wp:effectExtent l="0" t="0" r="9525" b="0"/>
+            <wp:wrapThrough wrapText="bothSides">
+              <wp:wrapPolygon edited="0">
+                <wp:start x="0" y="0"/>
+                <wp:lineTo x="0" y="21018"/>
+                <wp:lineTo x="21287" y="21018"/>
+                <wp:lineTo x="21287" y="0"/>
+                <wp:lineTo x="0" y="0"/>
+              </wp:wrapPolygon>
+            </wp:wrapThrough>
+            <wp:docPr id="1620675113" name="図 13" descr="グラフ&#10;&#10;自動的に生成された説明"/>
+            <wp:cNvGraphicFramePr>
+              <a:graphicFrameLocks xmlns:a="http://schemas.openxmlformats.org/drawingml/2006/main" noChangeAspect="1"/>
+            </wp:cNvGraphicFramePr>
+            <a:graphic xmlns:a="http://schemas.openxmlformats.org/drawingml/2006/main">
+              <a:graphicData uri="http://schemas.openxmlformats.org/drawingml/2006/picture">
+                <pic:pic xmlns:pic="http://schemas.openxmlformats.org/drawingml/2006/picture">
+                  <pic:nvPicPr>
+                    <pic:cNvPr id="1174181180" name="図 13" descr="グラフ&#10;&#10;自動的に生成された説明"/>
+                    <pic:cNvPicPr>
+                      <a:picLocks noChangeAspect="1" noChangeArrowheads="1"/>
+                    </pic:cNvPicPr>
+                  </pic:nvPicPr>
+                  <pic:blipFill>
+                    <a:blip r:embed="rId16" cstate="print">
+                      <a:extLst>
+                        <a:ext uri="{28A0092B-C50C-407E-A947-70E740481C1C}">
+                          <a14:useLocalDpi xmlns:a14="http://schemas.microsoft.com/office/drawing/2010/main" val="0"/>
+                        </a:ext>
+                      </a:extLst>
+                    </a:blip>
+                    <a:srcRect/>
+                    <a:stretch>
+                      <a:fillRect/>
+                    </a:stretch>
+                  </pic:blipFill>
+                  <pic:spPr bwMode="auto">
+                    <a:xfrm>
+                      <a:off x="0" y="0"/>
+                      <a:ext cx="657225" cy="1037590"/>
+                    </a:xfrm>
+                    <a:prstGeom prst="rect">
+                      <a:avLst/>
+                    </a:prstGeom>
+                    <a:noFill/>
+                    <a:ln>
+                      <a:noFill/>
+                    </a:ln>
+                  </pic:spPr>
+                </pic:pic>
+              </a:graphicData>
+            </a:graphic>
+            <wp14:sizeRelH relativeFrom="margin">
+              <wp14:pctWidth>0</wp14:pctWidth>
+            </wp14:sizeRelH>
+            <wp14:sizeRelV relativeFrom="margin">
+              <wp14:pctHeight>0</wp14:pctHeight>
+            </wp14:sizeRelV>
+          </wp:anchor>
+        </w:drawing>
+      </w:r>
+    </w:p>
+    <w:p>
+      <w:pPr>
+        <w:spacing w:line="320" w:lineRule="exact"/>
+      </w:pPr>
+    </w:p>
+    <w:p>
+      <w:pPr>
+        <w:spacing w:line="320" w:lineRule="exact"/>
+      </w:pPr>
+    </w:p>
+    <w:p>
+      <w:pPr>
+        <w:spacing w:line="320" w:lineRule="exact"/>
+      </w:pPr>
+      <w:r>
+        <w:rPr>
+          <w:noProof/>
         </w:rPr>
         <mc:AlternateContent>
           <mc:Choice Requires="wps">
             <w:drawing>
-              <wp:anchor distT="0" distB="0" distL="114300" distR="114300" simplePos="0" relativeHeight="251674624" behindDoc="0" locked="0" layoutInCell="1" allowOverlap="1" wp14:anchorId="5EB780BE" wp14:editId="2D0968EF">
+              <wp:anchor distT="0" distB="0" distL="114300" distR="114300" simplePos="0" relativeHeight="251674624" behindDoc="0" locked="0" layoutInCell="1" allowOverlap="1" wp14:anchorId="5EB780BE" wp14:editId="43B7753D">
                 <wp:simplePos x="0" y="0"/>
                 <wp:positionH relativeFrom="column">
-                  <wp:posOffset>3861435</wp:posOffset>
+                  <wp:posOffset>1316355</wp:posOffset>
                 </wp:positionH>
                 <wp:positionV relativeFrom="paragraph">
-                  <wp:posOffset>723265</wp:posOffset>
+                  <wp:posOffset>24765</wp:posOffset>
                 </wp:positionV>
                 <wp:extent cx="464820" cy="220980"/>
                 <wp:effectExtent l="0" t="0" r="0" b="7620"/>
@@ -4047,13 +4166,13 @@
               </wp:anchor>
             </w:drawing>
           </mc:Choice>
-          <mc:Fallback xmlns:cx="http://schemas.microsoft.com/office/drawing/2014/chartex" xmlns:cx1="http://schemas.microsoft.com/office/drawing/2015/9/8/chartex" xmlns:cx2="http://schemas.microsoft.com/office/drawing/2015/10/21/chartex" xmlns:cx3="http://schemas.microsoft.com/office/drawing/2016/5/9/chartex" xmlns:cx4="http://schemas.microsoft.com/office/drawing/2016/5/10/chartex" xmlns:cx5="http://schemas.microsoft.com/office/drawing/2016/5/11/chartex" xmlns:cx6="http://schemas.microsoft.com/office/drawing/2016/5/12/chartex" xmlns:cx7="http://schemas.microsoft.com/office/drawing/2016/5/13/chartex" xmlns:cx8="http://schemas.microsoft.com/office/drawing/2016/5/14/chartex" xmlns:aink="http://schemas.microsoft.com/office/drawing/2016/ink" xmlns:am3d="http://schemas.microsoft.com/office/drawing/2017/model3d" xmlns:oel="http://schemas.microsoft.com/office/2019/extlst" xmlns:w15="http://schemas.microsoft.com/office/word/2012/wordml" xmlns:w16cex="http://schemas.microsoft.com/office/word/2018/wordml/cex" xmlns:w16cid="http://schemas.microsoft.com/office/word/2016/wordml/cid" xmlns:w16="http://schemas.microsoft.com/office/word/2018/wordml" xmlns:w16du="http://schemas.microsoft.com/office/word/2023/wordml/word16du" xmlns:w16sdtdh="http://schemas.microsoft.com/office/word/2020/wordml/sdtdatahash" xmlns:w16sdtfl="http://schemas.microsoft.com/office/word/2024/wordml/sdtformatlock" xmlns:w16se="http://schemas.microsoft.com/office/word/2015/wordml/symex">
+          <mc:Fallback>
             <w:pict>
-              <v:shapetype w14:anchorId="5EB780BE" id="_x0000_t202" coordsize="21600,21600" o:spt="202" path="m,l,21600r21600,l21600,xe">
+              <v:shapetype id="_x0000_t202" coordsize="21600,21600" o:spt="202" path="m,l,21600r21600,l21600,xe">
                 <v:stroke joinstyle="miter"/>
                 <v:path gradientshapeok="t" o:connecttype="rect"/>
               </v:shapetype>
-              <v:shape id="テキスト ボックス 7" o:spid="_x0000_s1026" type="#_x0000_t202" style="position:absolute;left:0;text-align:left;margin-left:304.05pt;margin-top:56.95pt;width:36.6pt;height:17.4pt;flip:x;z-index:251674624;visibility:visible;mso-wrap-style:square;mso-width-percent:0;mso-height-percent:0;mso-wrap-distance-left:9pt;mso-wrap-distance-top:0;mso-wrap-distance-right:9pt;mso-wrap-distance-bottom:0;mso-position-horizontal:absolute;mso-position-horizontal-relative:text;mso-position-vertical:absolute;mso-position-vertical-relative:text;mso-width-percent:0;mso-height-percent:0;mso-width-relative:page;mso-height-relative:page;v-text-anchor:top" o:gfxdata="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" filled="f" stroked="f" strokeweight=".5pt">
+              <v:shape id="テキスト ボックス 7" o:spid="_x0000_s1026" type="#_x0000_t202" style="position:absolute;left:0;text-align:left;margin-left:103.65pt;margin-top:1.95pt;width:36.6pt;height:17.4pt;flip:x;z-index:251674624;visibility:visible;mso-wrap-style:square;mso-width-percent:0;mso-height-percent:0;mso-wrap-distance-left:9pt;mso-wrap-distance-top:0;mso-wrap-distance-right:9pt;mso-wrap-distance-bottom:0;mso-position-horizontal:absolute;mso-position-horizontal-relative:text;mso-position-vertical:absolute;mso-position-vertical-relative:text;mso-width-percent:0;mso-height-percent:0;mso-width-relative:page;mso-height-relative:page;v-text-anchor:top" o:gfxdata="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" filled="f" stroked="f" strokeweight=".5pt">
                 <v:textbox>
                   <w:txbxContent>
                     <w:p>
@@ -4077,93 +4196,219 @@
           </mc:Fallback>
         </mc:AlternateContent>
       </w:r>
+    </w:p>
+    <w:p>
+      <w:pPr>
+        <w:spacing w:line="320" w:lineRule="exact"/>
+      </w:pPr>
+    </w:p>
+    <w:p>
+      <w:pPr>
+        <w:spacing w:line="320" w:lineRule="exact"/>
+      </w:pPr>
+    </w:p>
+    <w:p>
+      <w:pPr>
+        <w:pStyle w:val="a3"/>
+        <w:numPr>
+          <w:ilvl w:val="0"/>
+          <w:numId w:val="2"/>
+        </w:numPr>
+        <w:spacing w:line="320" w:lineRule="exact"/>
+        <w:ind w:leftChars="0" w:left="986" w:hanging="357"/>
+      </w:pPr>
+      <w:r>
+        <w:ruby>
+          <w:rubyPr>
+            <w:rubyAlign w:val="distributeSpace"/>
+            <w:hps w:val="10"/>
+            <w:hpsRaise w:val="18"/>
+            <w:hpsBaseText w:val="21"/>
+            <w:lid w:val="ja-JP"/>
+          </w:rubyPr>
+          <w:rt>
+            <w:r>
+              <w:rPr>
+                <w:rFonts w:ascii="游明朝" w:eastAsia="游明朝" w:hAnsi="游明朝"/>
+                <w:sz w:val="10"/>
+              </w:rPr>
+              <w:t>かんぶ</w:t>
+            </w:r>
+          </w:rt>
+          <w:rubyBase>
+            <w:r>
+              <w:t>患部</w:t>
+            </w:r>
+          </w:rubyBase>
+        </w:ruby>
+      </w:r>
+      <w:r>
+        <w:rPr>
+          <w:rFonts w:hint="eastAsia"/>
+        </w:rPr>
+        <w:t>に</w:t>
+      </w:r>
+      <w:r>
+        <w:ruby>
+          <w:rubyPr>
+            <w:rubyAlign w:val="distributeSpace"/>
+            <w:hps w:val="10"/>
+            <w:hpsRaise w:val="18"/>
+            <w:hpsBaseText w:val="21"/>
+            <w:lid w:val="ja-JP"/>
+          </w:rubyPr>
+          <w:rt>
+            <w:r>
+              <w:rPr>
+                <w:rFonts w:ascii="游明朝" w:eastAsia="游明朝" w:hAnsi="游明朝"/>
+                <w:sz w:val="10"/>
+              </w:rPr>
+              <w:t>ちゅうにゅう</w:t>
+            </w:r>
+          </w:rt>
+          <w:rubyBase>
+            <w:r>
+              <w:t>注入</w:t>
+            </w:r>
+          </w:rubyBase>
+        </w:ruby>
+      </w:r>
+      <w:r>
+        <w:rPr>
+          <w:rFonts w:hint="eastAsia"/>
+        </w:rPr>
+        <w:t>します。</w:t>
+      </w:r>
+      <w:r>
+        <w:br/>
+      </w:r>
+      <w:r>
+        <w:rPr>
+          <w:rFonts w:hint="eastAsia"/>
+          <w:color w:val="EE0000"/>
+        </w:rPr>
+        <w:t>※</w:t>
+      </w:r>
+      <w:r>
+        <w:rPr>
+          <w:color w:val="EE0000"/>
+        </w:rPr>
+        <w:ruby>
+          <w:rubyPr>
+            <w:rubyAlign w:val="distributeSpace"/>
+            <w:hps w:val="10"/>
+            <w:hpsRaise w:val="18"/>
+            <w:hpsBaseText w:val="21"/>
+            <w:lid w:val="ja-JP"/>
+          </w:rubyPr>
+          <w:rt>
+            <w:r>
+              <w:rPr>
+                <w:rFonts w:ascii="游明朝" w:eastAsia="游明朝" w:hAnsi="游明朝"/>
+                <w:color w:val="EE0000"/>
+                <w:sz w:val="10"/>
+              </w:rPr>
+              <w:t>えんしん</w:t>
+            </w:r>
+          </w:rt>
+          <w:rubyBase>
+            <w:r>
+              <w:rPr>
+                <w:color w:val="EE0000"/>
+              </w:rPr>
+              <w:t>遠心</w:t>
+            </w:r>
+          </w:rubyBase>
+        </w:ruby>
+      </w:r>
+      <w:r>
+        <w:rPr>
+          <w:color w:val="EE0000"/>
+        </w:rPr>
+        <w:ruby>
+          <w:rubyPr>
+            <w:rubyAlign w:val="distributeSpace"/>
+            <w:hps w:val="10"/>
+            <w:hpsRaise w:val="18"/>
+            <w:hpsBaseText w:val="21"/>
+            <w:lid w:val="ja-JP"/>
+          </w:rubyPr>
+          <w:rt>
+            <w:r>
+              <w:rPr>
+                <w:rFonts w:ascii="游明朝" w:eastAsia="游明朝" w:hAnsi="游明朝"/>
+                <w:color w:val="EE0000"/>
+                <w:sz w:val="10"/>
+              </w:rPr>
+              <w:t>ぶんり</w:t>
+            </w:r>
+          </w:rt>
+          <w:rubyBase>
+            <w:r>
+              <w:rPr>
+                <w:color w:val="EE0000"/>
+              </w:rPr>
+              <w:t>分離</w:t>
+            </w:r>
+          </w:rubyBase>
+        </w:ruby>
+      </w:r>
+      <w:r>
+        <w:rPr>
+          <w:rFonts w:hint="eastAsia"/>
+          <w:color w:val="EE0000"/>
+        </w:rPr>
+        <w:t>・</w:t>
+      </w:r>
+      <w:r>
+        <w:rPr>
+          <w:color w:val="EE0000"/>
+        </w:rPr>
+        <w:ruby>
+          <w:rubyPr>
+            <w:rubyAlign w:val="distributeSpace"/>
+            <w:hps w:val="10"/>
+            <w:hpsRaise w:val="18"/>
+            <w:hpsBaseText w:val="21"/>
+            <w:lid w:val="ja-JP"/>
+          </w:rubyPr>
+          <w:rt>
+            <w:r>
+              <w:rPr>
+                <w:rFonts w:ascii="游明朝" w:eastAsia="游明朝" w:hAnsi="游明朝"/>
+                <w:color w:val="EE0000"/>
+                <w:sz w:val="10"/>
+              </w:rPr>
+              <w:t>ちょうせい</w:t>
+            </w:r>
+          </w:rt>
+          <w:rubyBase>
+            <w:r>
+              <w:rPr>
+                <w:color w:val="EE0000"/>
+              </w:rPr>
+              <w:t>調製</w:t>
+            </w:r>
+          </w:rubyBase>
+        </w:ruby>
+      </w:r>
+    </w:p>
+    <w:p>
+      <w:pPr>
+        <w:spacing w:line="320" w:lineRule="exact"/>
+      </w:pPr>
       <w:r>
         <w:rPr>
           <w:noProof/>
         </w:rPr>
         <w:drawing>
-          <wp:anchor distT="0" distB="0" distL="114300" distR="114300" simplePos="0" relativeHeight="251672576" behindDoc="0" locked="0" layoutInCell="1" allowOverlap="1" wp14:anchorId="00F44874" wp14:editId="3627CCFF">
+          <wp:anchor distT="0" distB="0" distL="114300" distR="114300" simplePos="0" relativeHeight="251664384" behindDoc="0" locked="0" layoutInCell="1" allowOverlap="1" wp14:anchorId="5416183D" wp14:editId="0D125A03">
             <wp:simplePos x="0" y="0"/>
-            <wp:positionH relativeFrom="column">
-              <wp:posOffset>3137535</wp:posOffset>
+            <wp:positionH relativeFrom="margin">
+              <wp:posOffset>353695</wp:posOffset>
             </wp:positionH>
             <wp:positionV relativeFrom="paragraph">
-              <wp:posOffset>159385</wp:posOffset>
-            </wp:positionV>
-            <wp:extent cx="657225" cy="1037590"/>
-            <wp:effectExtent l="0" t="0" r="9525" b="0"/>
-            <wp:wrapThrough wrapText="bothSides">
-              <wp:wrapPolygon edited="0">
-                <wp:start x="0" y="0"/>
-                <wp:lineTo x="0" y="21018"/>
-                <wp:lineTo x="21287" y="21018"/>
-                <wp:lineTo x="21287" y="0"/>
-                <wp:lineTo x="0" y="0"/>
-              </wp:wrapPolygon>
-            </wp:wrapThrough>
-            <wp:docPr id="1620675113" name="図 13" descr="グラフ&#10;&#10;自動的に生成された説明"/>
-            <wp:cNvGraphicFramePr>
-              <a:graphicFrameLocks xmlns:a="http://schemas.openxmlformats.org/drawingml/2006/main" noChangeAspect="1"/>
-            </wp:cNvGraphicFramePr>
-            <a:graphic xmlns:a="http://schemas.openxmlformats.org/drawingml/2006/main">
-              <a:graphicData uri="http://schemas.openxmlformats.org/drawingml/2006/picture">
-                <pic:pic xmlns:pic="http://schemas.openxmlformats.org/drawingml/2006/picture">
-                  <pic:nvPicPr>
-                    <pic:cNvPr id="1174181180" name="図 13" descr="グラフ&#10;&#10;自動的に生成された説明"/>
-                    <pic:cNvPicPr>
-                      <a:picLocks noChangeAspect="1" noChangeArrowheads="1"/>
-                    </pic:cNvPicPr>
-                  </pic:nvPicPr>
-                  <pic:blipFill>
-                    <a:blip r:embed="rId15" cstate="print">
-                      <a:extLst>
-                        <a:ext uri="{28A0092B-C50C-407E-A947-70E740481C1C}">
-                          <a14:useLocalDpi xmlns:a14="http://schemas.microsoft.com/office/drawing/2010/main" val="0"/>
-                        </a:ext>
-                      </a:extLst>
-                    </a:blip>
-                    <a:srcRect/>
-                    <a:stretch>
-                      <a:fillRect/>
-                    </a:stretch>
-                  </pic:blipFill>
-                  <pic:spPr bwMode="auto">
-                    <a:xfrm>
-                      <a:off x="0" y="0"/>
-                      <a:ext cx="657225" cy="1037590"/>
-                    </a:xfrm>
-                    <a:prstGeom prst="rect">
-                      <a:avLst/>
-                    </a:prstGeom>
-                    <a:noFill/>
-                    <a:ln>
-                      <a:noFill/>
-                    </a:ln>
-                  </pic:spPr>
-                </pic:pic>
-              </a:graphicData>
-            </a:graphic>
-            <wp14:sizeRelH relativeFrom="margin">
-              <wp14:pctWidth>0</wp14:pctWidth>
-            </wp14:sizeRelH>
-            <wp14:sizeRelV relativeFrom="margin">
-              <wp14:pctHeight>0</wp14:pctHeight>
-            </wp14:sizeRelV>
-          </wp:anchor>
-        </w:drawing>
-      </w:r>
-      <w:r>
-        <w:rPr>
-          <w:noProof/>
-        </w:rPr>
-        <w:drawing>
-          <wp:anchor distT="0" distB="0" distL="114300" distR="114300" simplePos="0" relativeHeight="251664384" behindDoc="0" locked="0" layoutInCell="1" allowOverlap="1" wp14:anchorId="5416183D" wp14:editId="462958E3">
-            <wp:simplePos x="0" y="0"/>
-            <wp:positionH relativeFrom="margin">
-              <wp:posOffset>4620895</wp:posOffset>
-            </wp:positionH>
-            <wp:positionV relativeFrom="paragraph">
-              <wp:posOffset>167640</wp:posOffset>
+              <wp:posOffset>90170</wp:posOffset>
             </wp:positionV>
             <wp:extent cx="1320800" cy="876300"/>
             <wp:effectExtent l="0" t="0" r="0" b="0"/>
@@ -4219,131 +4464,27 @@
           </wp:anchor>
         </w:drawing>
       </w:r>
-      <w:r>
-        <w:rPr>
-          <w:noProof/>
-        </w:rPr>
-        <w:drawing>
-          <wp:anchor distT="0" distB="0" distL="114300" distR="114300" simplePos="0" relativeHeight="251660288" behindDoc="0" locked="0" layoutInCell="1" allowOverlap="1" wp14:anchorId="0A8828C3" wp14:editId="64DC1D74">
-            <wp:simplePos x="0" y="0"/>
-            <wp:positionH relativeFrom="margin">
-              <wp:posOffset>1640205</wp:posOffset>
-            </wp:positionH>
-            <wp:positionV relativeFrom="paragraph">
-              <wp:posOffset>101600</wp:posOffset>
-            </wp:positionV>
-            <wp:extent cx="1028700" cy="970915"/>
-            <wp:effectExtent l="0" t="0" r="0" b="635"/>
-            <wp:wrapSquare wrapText="bothSides"/>
-            <wp:docPr id="6" name="図 6" descr="じょうごグラフ&#10;&#10;自動的に生成された説明"/>
-            <wp:cNvGraphicFramePr>
-              <a:graphicFrameLocks xmlns:a="http://schemas.openxmlformats.org/drawingml/2006/main" noChangeAspect="1"/>
-            </wp:cNvGraphicFramePr>
-            <a:graphic xmlns:a="http://schemas.openxmlformats.org/drawingml/2006/main">
-              <a:graphicData uri="http://schemas.openxmlformats.org/drawingml/2006/picture">
-                <pic:pic xmlns:pic="http://schemas.openxmlformats.org/drawingml/2006/picture">
-                  <pic:nvPicPr>
-                    <pic:cNvPr id="6" name="図 6" descr="じょうごグラフ&#10;&#10;自動的に生成された説明"/>
-                    <pic:cNvPicPr/>
-                  </pic:nvPicPr>
-                  <pic:blipFill rotWithShape="1">
-                    <a:blip r:embed="rId14">
-                      <a:extLst>
-                        <a:ext uri="{28A0092B-C50C-407E-A947-70E740481C1C}">
-                          <a14:useLocalDpi xmlns:a14="http://schemas.microsoft.com/office/drawing/2010/main" val="0"/>
-                        </a:ext>
-                      </a:extLst>
-                    </a:blip>
-                    <a:srcRect l="2957" r="73935" b="11055"/>
-                    <a:stretch/>
-                  </pic:blipFill>
-                  <pic:spPr bwMode="auto">
-                    <a:xfrm>
-                      <a:off x="0" y="0"/>
-                      <a:ext cx="1028700" cy="970915"/>
-                    </a:xfrm>
-                    <a:prstGeom prst="rect">
-                      <a:avLst/>
-                    </a:prstGeom>
-                    <a:ln>
-                      <a:noFill/>
-                    </a:ln>
-                    <a:extLst>
-                      <a:ext uri="{53640926-AAD7-44D8-BBD7-CCE9431645EC}">
-                        <a14:shadowObscured xmlns:a14="http://schemas.microsoft.com/office/drawing/2010/main"/>
-                      </a:ext>
-                    </a:extLst>
-                  </pic:spPr>
-                </pic:pic>
-              </a:graphicData>
-            </a:graphic>
-            <wp14:sizeRelH relativeFrom="margin">
-              <wp14:pctWidth>0</wp14:pctWidth>
-            </wp14:sizeRelH>
-            <wp14:sizeRelV relativeFrom="margin">
-              <wp14:pctHeight>0</wp14:pctHeight>
-            </wp14:sizeRelV>
-          </wp:anchor>
-        </w:drawing>
-      </w:r>
-      <w:r>
-        <w:rPr>
-          <w:noProof/>
-        </w:rPr>
-        <w:drawing>
-          <wp:inline distT="0" distB="0" distL="0" distR="0" wp14:anchorId="7382978C" wp14:editId="6C674C99">
-            <wp:extent cx="1009122" cy="1017905"/>
-            <wp:effectExtent l="0" t="0" r="0" b="0"/>
-            <wp:docPr id="7" name="図 7"/>
-            <wp:cNvGraphicFramePr>
-              <a:graphicFrameLocks xmlns:a="http://schemas.openxmlformats.org/drawingml/2006/main" noChangeAspect="1"/>
-            </wp:cNvGraphicFramePr>
-            <a:graphic xmlns:a="http://schemas.openxmlformats.org/drawingml/2006/main">
-              <a:graphicData uri="http://schemas.openxmlformats.org/drawingml/2006/picture">
-                <pic:pic xmlns:pic="http://schemas.openxmlformats.org/drawingml/2006/picture">
-                  <pic:nvPicPr>
-                    <pic:cNvPr id="0" name="Picture 4"/>
-                    <pic:cNvPicPr>
-                      <a:picLocks noChangeAspect="1" noChangeArrowheads="1"/>
-                    </pic:cNvPicPr>
-                  </pic:nvPicPr>
-                  <pic:blipFill rotWithShape="1">
-                    <a:blip r:embed="rId16" cstate="print">
-                      <a:extLst>
-                        <a:ext uri="{28A0092B-C50C-407E-A947-70E740481C1C}">
-                          <a14:useLocalDpi xmlns:a14="http://schemas.microsoft.com/office/drawing/2010/main" val="0"/>
-                        </a:ext>
-                      </a:extLst>
-                    </a:blip>
-                    <a:srcRect l="12645" r="12922"/>
-                    <a:stretch/>
-                  </pic:blipFill>
-                  <pic:spPr bwMode="auto">
-                    <a:xfrm>
-                      <a:off x="0" y="0"/>
-                      <a:ext cx="1015034" cy="1023868"/>
-                    </a:xfrm>
-                    <a:prstGeom prst="rect">
-                      <a:avLst/>
-                    </a:prstGeom>
-                    <a:noFill/>
-                    <a:ln>
-                      <a:noFill/>
-                    </a:ln>
-                    <a:extLst>
-                      <a:ext uri="{53640926-AAD7-44D8-BBD7-CCE9431645EC}">
-                        <a14:shadowObscured xmlns:a14="http://schemas.microsoft.com/office/drawing/2010/main"/>
-                      </a:ext>
-                    </a:extLst>
-                  </pic:spPr>
-                </pic:pic>
-              </a:graphicData>
-            </a:graphic>
-          </wp:inline>
-        </w:drawing>
-      </w:r>
     </w:p>
-    <w:p/>
+    <w:p>
+      <w:pPr>
+        <w:spacing w:line="320" w:lineRule="exact"/>
+      </w:pPr>
+    </w:p>
+    <w:p>
+      <w:pPr>
+        <w:spacing w:line="320" w:lineRule="exact"/>
+      </w:pPr>
+    </w:p>
+    <w:p>
+      <w:pPr>
+        <w:spacing w:line="320" w:lineRule="exact"/>
+      </w:pPr>
+    </w:p>
+    <w:p>
+      <w:pPr>
+        <w:spacing w:line="320" w:lineRule="exact"/>
+      </w:pPr>
+    </w:p>
     <w:p>
       <w:pPr>
         <w:pStyle w:val="a3"/>
@@ -5270,46 +5411,6 @@
       <w:pPr>
         <w:pStyle w:val="a3"/>
         <w:ind w:leftChars="0" w:left="420"/>
-      </w:pPr>
-    </w:p>
-    <w:p>
-      <w:pPr>
-        <w:pStyle w:val="a3"/>
-        <w:ind w:leftChars="0" w:left="420"/>
-        <w:rPr>
-          <w:b/>
-          <w:bCs/>
-        </w:rPr>
-      </w:pPr>
-    </w:p>
-    <w:p>
-      <w:pPr>
-        <w:pStyle w:val="a3"/>
-        <w:ind w:leftChars="0" w:left="420"/>
-        <w:rPr>
-          <w:b/>
-          <w:bCs/>
-        </w:rPr>
-      </w:pPr>
-    </w:p>
-    <w:p>
-      <w:pPr>
-        <w:pStyle w:val="a3"/>
-        <w:ind w:leftChars="0" w:left="420"/>
-        <w:rPr>
-          <w:b/>
-          <w:bCs/>
-        </w:rPr>
-      </w:pPr>
-    </w:p>
-    <w:p>
-      <w:pPr>
-        <w:pStyle w:val="a3"/>
-        <w:ind w:leftChars="0" w:left="420"/>
-        <w:rPr>
-          <w:b/>
-          <w:bCs/>
-        </w:rPr>
       </w:pPr>
     </w:p>
     <w:p>
@@ -8265,15 +8366,7 @@
                 <w:rFonts w:hint="eastAsia"/>
                 <w:szCs w:val="21"/>
               </w:rPr>
-              <w:t>のた</w:t>
-            </w:r>
-            <w:r>
-              <w:rPr>
-                <w:rFonts w:hint="eastAsia"/>
-                <w:szCs w:val="21"/>
-              </w:rPr>
-              <w:lastRenderedPageBreak/>
-              <w:t>め、</w:t>
+              <w:t>のため、</w:t>
             </w:r>
             <w:r>
               <w:rPr>
@@ -9060,7 +9153,6 @@
       <w:pPr>
         <w:pStyle w:val="a3"/>
         <w:rPr>
-          <w:rFonts w:hint="eastAsia"/>
           <w:color w:val="00B050"/>
         </w:rPr>
       </w:pPr>
@@ -9088,7 +9180,6 @@
       <w:pPr>
         <w:pStyle w:val="a3"/>
         <w:rPr>
-          <w:rFonts w:hint="eastAsia"/>
           <w:color w:val="00B050"/>
         </w:rPr>
       </w:pPr>
@@ -9103,7 +9194,19 @@
         <w:rPr>
           <w:color w:val="00B050"/>
         </w:rPr>
-        <w:t>{{PRPキットメーカー②（右記タブから選択）}}：{{再生医療①（右記タブから選択）の治療費の設定（税別）}}</w:t>
+        <w:t>{{PRPキットメーカー②（右記タブから選択）}}：{{再生医療</w:t>
+      </w:r>
+      <w:r>
+        <w:rPr>
+          <w:color w:val="00B050"/>
+        </w:rPr>
+        <w:t>②</w:t>
+      </w:r>
+      <w:r>
+        <w:rPr>
+          <w:color w:val="00B050"/>
+        </w:rPr>
+        <w:t>（右記タブから選択）の治療費の設定（税別）}}</w:t>
       </w:r>
     </w:p>
     <w:p>
@@ -9124,7 +9227,21 @@
         <w:rPr>
           <w:color w:val="00B050"/>
         </w:rPr>
-        <w:t>{{PRPキットメーカー③（右記タブから選択）}}：{{再生医療①（右記タブから選択）の治療費の設定（税別）}}</w:t>
+        <w:t>{{PRPキットメーカー③（右記タブから選択）}}：{{再生医療</w:t>
+      </w:r>
+      <w:r>
+        <w:rPr>
+          <w:color w:val="00B050"/>
+        </w:rPr>
+        <w:t>③</w:t>
+      </w:r>
+      <w:bookmarkStart w:id="0" w:name="_GoBack"/>
+      <w:bookmarkEnd w:id="0"/>
+      <w:r>
+        <w:rPr>
+          <w:color w:val="00B050"/>
+        </w:rPr>
+        <w:t>（右記タブから選択）の治療費の設定（税別）}}</w:t>
       </w:r>
     </w:p>
     <w:p>
@@ -10738,31 +10855,6 @@
     </w:p>
     <w:p>
       <w:pPr>
-        <w:ind w:left="420"/>
-      </w:pPr>
-    </w:p>
-    <w:p>
-      <w:pPr>
-        <w:ind w:left="420"/>
-      </w:pPr>
-    </w:p>
-    <w:p>
-      <w:pPr>
-        <w:ind w:left="420"/>
-      </w:pPr>
-    </w:p>
-    <w:p>
-      <w:pPr>
-        <w:ind w:left="420"/>
-      </w:pPr>
-    </w:p>
-    <w:p>
-      <w:pPr>
-        <w:ind w:left="420"/>
-      </w:pPr>
-    </w:p>
-    <w:p>
-      <w:pPr>
         <w:rPr>
           <w:b/>
           <w:bCs/>
@@ -10956,8 +11048,6 @@
         </w:rPr>
         <w:t>}}</w:t>
       </w:r>
-      <w:bookmarkStart w:id="0" w:name="_GoBack"/>
-      <w:bookmarkEnd w:id="0"/>
     </w:p>
     <w:sectPr>
       <w:pgSz w:w="11906" w:h="16838"/>
